--- a/public/docs/Punct_de_vedere_B589-2026.docx
+++ b/public/docs/Punct_de_vedere_B589-2026.docx
@@ -35,7 +35,7 @@
           <w:sz w:val="20"/>
           <w:szCs w:val="20"/>
         </w:rPr>
-        <w:t xml:space="preserve">Propunere legislativă pentru completarea Legii partidelor politice nr.14/2003, precum și pentru modificarea și completarea art.204 din Ordonanța de urgența a Guvernului nr.57/2019 privind Codul administrativ (Cod Senat: 28025 | Termen dezbatere publică: 25-11-2026)</w:t>
+        <w:t xml:space="preserve">Propunere legislativă pentru completarea Legii partidelor politice nr.14/2003, precum și pentru modificarea și completarea art.204 din Ordonanța de urgență a Guvernului nr.57/2019 privind Codul administrativ (Cod Senat: 28025 | Termen dezbatere publică: 25-11-2026)</w:t>
       </w:r>
     </w:p>
     <w:p>
@@ -64,7 +64,7 @@
           <w:sz w:val="22"/>
           <w:szCs w:val="22"/>
         </w:rPr>
-        <w:t xml:space="preserve">În temeiul art. 7 din Legea nr. 52/2003 privind transparența decizională și al procedurii de consultare publică a Senatului României, formulăm prezentul punct de vedere tehnic și juridic referitor la propunerea legislativă B589/2026.</w:t>
+        <w:t xml:space="preserve">În cadrul consultării publice organizate de Senatul României și în exercitarea dreptului de petiționare prevăzut de art. 51 din Constituția României, formulăm prezentul punct de vedere tehnic și juridic referitor la propunerea legislativă B589/2026.</w:t>
       </w:r>
     </w:p>
     <w:p>
@@ -80,7 +80,7 @@
           <w:sz w:val="24"/>
           <w:szCs w:val="24"/>
         </w:rPr>
-        <w:t xml:space="preserve">I. Sinteză Executivă (Scor Risc AI — Gemini + Claude + ChatGPT: 3.0/10)</w:t>
+        <w:t xml:space="preserve">I. Sinteză Executivă (Scor Risc AI — Gemini + Claude + ChatGPT: 2.7/10)</w:t>
       </w:r>
     </w:p>
     <w:p>
@@ -104,7 +104,7 @@
           <w:sz w:val="22"/>
           <w:szCs w:val="22"/>
         </w:rPr>
-        <w:t xml:space="preserve">Inițiatorii susțin că vor să elimine procesele care durează ani de zile atunci când un consilier local sau județean este exclus din partid, creând o procedură de judecată urgentă care să protejeze atât dreptul la apărare al alesului, cât și stabilitatea consiliilor locale.</w:t>
+        <w:t xml:space="preserve">Inițiatorii spun că procesele privind excluderea consilierilor din partid durează uneori ani, lăsând consiliile locale și județene în incertitudine. Ei propun o procedură judiciară specială, rapidă și previzibilă, care să păstreze totuși accesul efectiv la instanță.</w:t>
       </w:r>
     </w:p>
     <w:p>
@@ -128,7 +128,7 @@
           <w:sz w:val="22"/>
           <w:szCs w:val="22"/>
         </w:rPr>
-        <w:t xml:space="preserve">Pe de o parte, legea îl ajută pe alesul local: îi păstrează mandatul activ până la sentința definitivă, îl scutește de taxa de timbru și mută procesul la tribunalul din județul său (nu la sediul central al partidului din București). Pe de altă parte, funcționează și ca un instrument de evacuare rapidă pentru conducerile de partid: termenul de atac este de doar 10 zile sub sancțiunea decăderii, iar procesul se termină în câteva săptămâni, fără a se impune partidului o modalitate de comunicare cu confirmare de primire.</w:t>
+        <w:t xml:space="preserve">Legea creează un proces special: 10 zile pentru contestare, judecată la tribunal plus apel, de urgență și fără taxă de timbru. Momentul pierderii mandatului depinde de rezultat: mandatul continuă cât se judecă și încetează la respingerea definitivă. Concret, partidele își pot înlocui mai repede consilierii excluși, iar instanța verifică doar procedura și statutul, nu și dacă excluderea a fost de fapt o pedeapsă pentru un vot în consiliu. Niciun articol nu fixează un termen maxim până la care procesul trebuie terminat.</w:t>
       </w:r>
     </w:p>
     <w:p>
@@ -158,7 +158,7 @@
           <w:sz w:val="22"/>
           <w:szCs w:val="22"/>
         </w:rPr>
-        <w:t xml:space="preserve">Evaluare Gemini (Gemini 4 Argon): O inițiativă tehnică în mare parte binevenită, care codifică Decizia CCR nr. 530/2013 și păstrează mandatul alesului local pe durata procesului, dar care ascunde o capcană procedurală prin termenul de decădere de 10 zile fără reglementarea dovezii de comunicare. — Sub aspect substanțial, propunerea pune în acord Legea nr. 14/2003 cu Decizia CCR nr. 530/2013 (permițând controlul judecătoresc asupra legalității statutare și a dreptului la apărare, fără analiza oportunității politice). Totuși, sub aspectul calității și previzibilității legii (Art. 1 alin. 5 din Constituție) și al accesului efectiv la justiție (Art. 21), lipsa reglementării mijlocului de comunicare cu dată certă coroborată cu decăderea în 10 zile, precum și necorelarea termenelor la Art. 204 alin. (5) și (12) din Codul administrativ, creează vulnerabilități constituționale. Propunerea vizează exclusiv organizarea partidelor politice și statutul aleșilor locali, domeniu ce ține de autonomia constituțională și administrativă a statelor membre. Nu intră sub incidența Directivei (UE) 2018/958 (nu reglementează profesii) și nici a Directivei (UE) 2015/1535 (TRIS), fiind neutră față de piața unică și concurență.</w:t>
+        <w:t xml:space="preserve">Evaluare Gemini (Gemini 4 Argon): Propunerea este binevenită și echilibrată pe fond: protejează aleșii locali împotriva revocării arbitrare din funcție prin excluderi abuzive din partid și scurtează procesele care în prezent durează ani de zile. Textul are însă câteva scăpări tehnico-procedurale (omiterea organizațiilor minorităților naționale și lipsa unui termen scurt de motivare a sentinței) care trebuie corectate în comisii. — Propunerea valorifică corect Decizia CCR nr. 530/2013 și garantează accesul efectiv la justiție (art. 21 din Constituție). Pentru respectarea exigențelor de claritate și previzibilitate a legii (art. 1 alin. (5) din Constituție) și a egalității în drepturi (art. 16), este necesară menținerea în art. 204 alin. (5) a organizațiilor minorităților naționale și protejarea expresă a mandatului și pe durata parcurgerii căilor interne de atac din statutul partidului. Nu are incidență asupra dreptului pieței unice a UE, Directivei (UE) 2018/958 privind testul de proporționalitate sau Directivei (UE) 2015/1535 (TRIS), reglementând exclusiv contenciosul intern privind statutul aleșilor locali și organizarea partidelor politice.</w:t>
       </w:r>
     </w:p>
     <w:p>
@@ -172,7 +172,7 @@
           <w:sz w:val="22"/>
           <w:szCs w:val="22"/>
         </w:rPr>
-        <w:t xml:space="preserve">Evaluare Claude (Claude Opus 5.5): undefined — undefined undefined</w:t>
+        <w:t xml:space="preserve">Evaluare Claude (Claude Opus 5.5): Este o lege procedurală, în mare parte rezonabilă: consilierul exclus își păstrează mandatul cât timp se judecă, iar procesul devine rapid și scutit de taxă. Problemele țin de redactare, nu de fond: trimiteri probabil greșite, prefectul nu este informat de contestație, iar demisia și organizațiile minorităților rămân descoperite. — În fond, legea este compatibilă cu Constituția. Întărește art. 21 (accesul liber la justiție) și art. 24 (dreptul la apărare) și respectă autonomia partidelor (art. 8 și art. 40), pentru că exclude controlul de oportunitate. Interdicția mandatului imperativ (art. 69) privește parlamentarii; încetarea mandatului local la pierderea calității de membru există deja în lege și nu este creată de acest proiect. Riscurile țin de claritatea legii (art. 1 alin. 5): trimiteri eronate, lipsa unei reguli pentru demisie și pentru minorități, lipsa unui mecanism de informare a prefectului. Fiind lege organică (art. 73 alin. 3 lit. c și o), are nevoie de majoritatea membrilor fiecărei Camere. Legea nu are incidență relevantă în dreptul UE. Nu reglementează profesii, deci Directiva 2018/958 nu se aplică. Nu privește servicii ale societății informaționale, deci TRIS 2015/1535 nu se aplică. Nu afectează concurența, IMM-urile sau piața unică. Procedura respectă standardele generale de proces echitabil: instanță independentă, contradictorialitate, termene rezonabile și o cale de atac.</w:t>
       </w:r>
     </w:p>
     <w:p>
@@ -186,7 +186,7 @@
           <w:sz w:val="22"/>
           <w:szCs w:val="22"/>
         </w:rPr>
-        <w:t xml:space="preserve">Evaluare ChatGPT (GPT-6.1): undefined — undefined undefined</w:t>
+        <w:t xml:space="preserve">Evaluare ChatGPT (GPT-6.1 Sol): Propunerea este în principal utilă: organizează judecarea rapidă a excluderilor care pot duce la pierderea mandatului. Are însă lacune procedurale de corectat și nu garantează că procesele se vor termina repede. — Soluția de principiu susține accesul la justiție și dreptul la apărare, potrivit art. 21 și 24, fiind compatibilă cu delimitarea controlului judecătoresc din [Decizia CCR nr. 530/2013](https://legislatie.just.ro/Public/DetaliiDocument/154466). Riscurile de claritate și previzibilitate, relevante pentru art. 1 alin. (5), privesc definitivarea prin neapelare, circuitul informărilor și corelarea normelor existente. Termenul de 10 zile nu este, prin el însuși, disproporționat dacă există comunicare efectivă și posibilitatea reală de pregătire a cererii. Art. 23 alin. (12), privind legalitatea pedepselor, nu este reperul direct pentru această procedură nepenală. Art. 69 reglementează mandatul parlamentar și nu se transferă automat consilierilor locali; [textul constituțional](https://www.cdep.ro/ords/pls/dic/site.page?den=act2_1&amp;par1=3) distinge aceste mandate. Nu rezultă o neconstituționalitate de principiu. Directiva (UE) 2018/958 nu este aplicabilă: proiectul nu restrânge accesul la profesii reglementate sau exercitarea lor, domeniul vizat de [directivă](https://eur-lex.europa.eu/legal-content/RO/TXT/?uri=CELEX:32018L0958). Nici notificarea TRIS nu este necesară pe baza acestui text: nu sunt introduse reglementări tehnice pentru produse sau norme privind serviciile societății informaționale în sensul [Directivei (UE) 2015/1535](https://eur-lex.europa.eu/legal-content/RO/TXT/?uri=CELEX:32015L1535). Nu sunt identificate monopoluri, bariere economice ori restricții asupra pieței unice; concurența politică nu trebuie confundată cu concurența economică.</w:t>
       </w:r>
     </w:p>
     <w:p>
@@ -216,7 +216,7 @@
           <w:sz w:val="22"/>
           <w:szCs w:val="22"/>
         </w:rPr>
-        <w:t xml:space="preserve">Articol vizat: Art. I (Art. 16^1 alin. 2, 16) și Art. II pct. 3</w:t>
+        <w:t xml:space="preserve">Articol vizat: Art. II pct. 1 și 3 – art. 204 Cod administrativ</w:t>
       </w:r>
     </w:p>
     <w:p>
@@ -230,7 +230,7 @@
           <w:sz w:val="22"/>
           <w:szCs w:val="22"/>
         </w:rPr>
-        <w:t xml:space="preserve">Conținut propunere: La Art. 16^1 alin. (2), comunicarea hotărârii să se facă prin mijloace care asigură dovada primirii (scrisoare recomandată cu confirmare de primire sau executor). La alin. (16), admiterea contestației să dispună expres anularea hotărârii de excludere. La Art. 204 alin. (12), emiterea ordinului pe alin. (5) să fie condiționată de dovada necontestării în termenul de 10 zile.</w:t>
+        <w:t xml:space="preserve">Conținut propunere: Tribunalul comunică prefectului și secretarului general UAT, în 48 de ore, înregistrarea contestației; prefectul emite ordinul în cazul alin. (5) doar după confirmarea scrisă a tribunalului că nu s-a înregistrat contestație. Trimiterile din art. 204 alin. (5) și (12) se aliniază expres la art. 16^1 din Legea 14/2003 și la alin. (5^2).</w:t>
       </w:r>
     </w:p>
     <w:p>
@@ -244,7 +244,7 @@
           <w:sz w:val="22"/>
           <w:szCs w:val="22"/>
         </w:rPr>
-        <w:t xml:space="preserve">Argumentare: Termenul de decădere de 10 zile (alin. 3) este foarte scurt; fără o comunicare cu dovadă certă de primire, alesul local riscă pierderea dreptului de acces la justiție (art. 21 Constituție). De asemenea, conform art. 1 alin. (5) din Constituție, trebuie clarificat că instanța anulează însăși excluderea nelegală și că prefectul verifică certificatul de grefă înainte de vacantare.</w:t>
+        <w:t xml:space="preserve">Argumentare: Textul nu prevede cum află prefectul că s-a depus contestație. Termenul de 30 de zile din alin. (12) curge de la comunicarea excluderii, deci prefectul poate constata încetarea deși, prin contestație, mandatul continuă (art. 16^1 alin. 5). Rezultă ordine nelegale, litigii noi și tocmai incertitudinea pe care legea vrea s-o elimine (art. 1 alin. 5 Constituție).</w:t>
       </w:r>
     </w:p>
     <w:p>
@@ -258,7 +258,7 @@
           <w:sz w:val="22"/>
           <w:szCs w:val="22"/>
         </w:rPr>
-        <w:t xml:space="preserve">Observații suplimentare: Inițiativa este utilă pe fond: codifică Decizia CCR nr. 530/2013, suspendă de drept pierderea mandatului până la sentința definitivă și mută competența la tribunalul local, cu scutire de taxă de timbru. Se impune însă și corectarea erorilor materiale de numerotare a alineatelor nou-introduse la art. 204 din Codul administrativ: alin. (5^1)-(5^3).</w:t>
+        <w:t xml:space="preserve">Observații suplimentare: Art. 204 alin. (2) lit. j) vizează și organizațiile minorităților naționale, dar art. 16^1 se aplică doar partidelor: pentru consilierii acestora termenul de contestare rămâne neclar. Similar pentru aleșii pe liste de alianță. Recomandăm și un termen maxim de soluționare (ex. 30 de zile pe fiecare grad), altfel «urgența» rămâne declarativă.</w:t>
       </w:r>
     </w:p>
     <w:p>
@@ -335,7 +335,7 @@
           <w:sz w:val="18"/>
           <w:szCs w:val="18"/>
         </w:rPr>
-        <w:t xml:space="preserve">Generat prin platforma civică „La Straja Legii” • Referință proiect: B589/2026 (Cod Senat 28025)</w:t>
+        <w:t xml:space="preserve">Generat prin platforma civică destrajă.ro • Referință proiect: B589/2026 (Cod Senat 28025)</w:t>
       </w:r>
     </w:p>
     <w:sectPr>

--- a/public/docs/Punct_de_vedere_B589-2026.docx
+++ b/public/docs/Punct_de_vedere_B589-2026.docx
@@ -322,7 +322,7 @@
           <w:sz w:val="22"/>
           <w:szCs w:val="22"/>
         </w:rPr>
-        <w:t xml:space="preserve">Cetățean / Contribuabil / Reprezentant al Societății Civile</w:t>
+        <w:t xml:space="preserve">Nume și prenume: ……………………………………</w:t>
       </w:r>
     </w:p>
     <w:p>

--- a/public/docs/Punct_de_vedere_B589-2026.docx
+++ b/public/docs/Punct_de_vedere_B589-2026.docx
@@ -80,7 +80,7 @@
           <w:sz w:val="24"/>
           <w:szCs w:val="24"/>
         </w:rPr>
-        <w:t xml:space="preserve">I. Sinteză Executivă (Scor Risc AI — Gemini + Claude + ChatGPT: 2.7/10)</w:t>
+        <w:t xml:space="preserve">I. Sinteză Executivă</w:t>
       </w:r>
     </w:p>
     <w:p>
@@ -158,7 +158,7 @@
           <w:sz w:val="22"/>
           <w:szCs w:val="22"/>
         </w:rPr>
-        <w:t xml:space="preserve">Evaluare Gemini (Gemini 4 Argon): Propunerea este binevenită și echilibrată pe fond: protejează aleșii locali împotriva revocării arbitrare din funcție prin excluderi abuzive din partid și scurtează procesele care în prezent durează ani de zile. Textul are însă câteva scăpări tehnico-procedurale (omiterea organizațiilor minorităților naționale și lipsa unui termen scurt de motivare a sentinței) care trebuie corectate în comisii. — Propunerea valorifică corect Decizia CCR nr. 530/2013 și garantează accesul efectiv la justiție (art. 21 din Constituție). Pentru respectarea exigențelor de claritate și previzibilitate a legii (art. 1 alin. (5) din Constituție) și a egalității în drepturi (art. 16), este necesară menținerea în art. 204 alin. (5) a organizațiilor minorităților naționale și protejarea expresă a mandatului și pe durata parcurgerii căilor interne de atac din statutul partidului. Nu are incidență asupra dreptului pieței unice a UE, Directivei (UE) 2018/958 privind testul de proporționalitate sau Directivei (UE) 2015/1535 (TRIS), reglementând exclusiv contenciosul intern privind statutul aleșilor locali și organizarea partidelor politice.</w:t>
+        <w:t xml:space="preserve">Tehnică legislativă și impactul asupra cetățenilor: Propunerea este binevenită și echilibrată pe fond: protejează aleșii locali împotriva revocării arbitrare din funcție prin excluderi abuzive din partid și scurtează procesele care în prezent durează ani de zile. Textul are însă câteva scăpări tehnico-procedurale (omiterea organizațiilor minorităților naționale și lipsa unui termen scurt de motivare a sentinței) care trebuie corectate în comisii. — Propunerea valorifică corect Decizia CCR nr. 530/2013 și garantează accesul efectiv la justiție (art. 21 din Constituție). Pentru respectarea exigențelor de claritate și previzibilitate a legii (art. 1 alin. (5) din Constituție) și a egalității în drepturi (art. 16), este necesară menținerea în art. 204 alin. (5) a organizațiilor minorităților naționale și protejarea expresă a mandatului și pe durata parcurgerii căilor interne de atac din statutul partidului. Nu are incidență asupra dreptului pieței unice a UE, Directivei (UE) 2018/958 privind testul de proporționalitate sau Directivei (UE) 2015/1535 (TRIS), reglementând exclusiv contenciosul intern privind statutul aleșilor locali și organizarea partidelor politice.</w:t>
       </w:r>
     </w:p>
     <w:p>
@@ -172,7 +172,7 @@
           <w:sz w:val="22"/>
           <w:szCs w:val="22"/>
         </w:rPr>
-        <w:t xml:space="preserve">Evaluare Claude (Claude Opus 5.5): Este o lege procedurală, în mare parte rezonabilă: consilierul exclus își păstrează mandatul cât timp se judecă, iar procesul devine rapid și scutit de taxă. Problemele țin de redactare, nu de fond: trimiteri probabil greșite, prefectul nu este informat de contestație, iar demisia și organizațiile minorităților rămân descoperite. — În fond, legea este compatibilă cu Constituția. Întărește art. 21 (accesul liber la justiție) și art. 24 (dreptul la apărare) și respectă autonomia partidelor (art. 8 și art. 40), pentru că exclude controlul de oportunitate. Interdicția mandatului imperativ (art. 69) privește parlamentarii; încetarea mandatului local la pierderea calității de membru există deja în lege și nu este creată de acest proiect. Riscurile țin de claritatea legii (art. 1 alin. 5): trimiteri eronate, lipsa unei reguli pentru demisie și pentru minorități, lipsa unui mecanism de informare a prefectului. Fiind lege organică (art. 73 alin. 3 lit. c și o), are nevoie de majoritatea membrilor fiecărei Camere. Legea nu are incidență relevantă în dreptul UE. Nu reglementează profesii, deci Directiva 2018/958 nu se aplică. Nu privește servicii ale societății informaționale, deci TRIS 2015/1535 nu se aplică. Nu afectează concurența, IMM-urile sau piața unică. Procedura respectă standardele generale de proces echitabil: instanță independentă, contradictorialitate, termene rezonabile și o cale de atac.</w:t>
+        <w:t xml:space="preserve">Constituționalitate și drept european: Este o lege procedurală, în mare parte rezonabilă: consilierul exclus își păstrează mandatul cât timp se judecă, iar procesul devine rapid și scutit de taxă. Problemele țin de redactare, nu de fond: trimiteri probabil greșite, prefectul nu este informat de contestație, iar demisia și organizațiile minorităților rămân descoperite. — În fond, legea este compatibilă cu Constituția. Întărește art. 21 (accesul liber la justiție) și art. 24 (dreptul la apărare) și respectă autonomia partidelor (art. 8 și art. 40), pentru că exclude controlul de oportunitate. Interdicția mandatului imperativ (art. 69) privește parlamentarii; încetarea mandatului local la pierderea calității de membru există deja în lege și nu este creată de acest proiect. Riscurile țin de claritatea legii (art. 1 alin. 5): trimiteri eronate, lipsa unei reguli pentru demisie și pentru minorități, lipsa unui mecanism de informare a prefectului. Fiind lege organică (art. 73 alin. 3 lit. c și o), are nevoie de majoritatea membrilor fiecărei Camere. Legea nu are incidență relevantă în dreptul UE. Nu reglementează profesii, deci Directiva 2018/958 nu se aplică. Nu privește servicii ale societății informaționale, deci TRIS 2015/1535 nu se aplică. Nu afectează concurența, IMM-urile sau piața unică. Procedura respectă standardele generale de proces echitabil: instanță independentă, contradictorialitate, termene rezonabile și o cale de atac.</w:t>
       </w:r>
     </w:p>
     <w:p>
@@ -186,7 +186,7 @@
           <w:sz w:val="22"/>
           <w:szCs w:val="22"/>
         </w:rPr>
-        <w:t xml:space="preserve">Evaluare ChatGPT (GPT-6.1 Sol): Propunerea este în principal utilă: organizează judecarea rapidă a excluderilor care pot duce la pierderea mandatului. Are însă lacune procedurale de corectat și nu garantează că procesele se vor termina repede. — Soluția de principiu susține accesul la justiție și dreptul la apărare, potrivit art. 21 și 24, fiind compatibilă cu delimitarea controlului judecătoresc din [Decizia CCR nr. 530/2013](https://legislatie.just.ro/Public/DetaliiDocument/154466). Riscurile de claritate și previzibilitate, relevante pentru art. 1 alin. (5), privesc definitivarea prin neapelare, circuitul informărilor și corelarea normelor existente. Termenul de 10 zile nu este, prin el însuși, disproporționat dacă există comunicare efectivă și posibilitatea reală de pregătire a cererii. Art. 23 alin. (12), privind legalitatea pedepselor, nu este reperul direct pentru această procedură nepenală. Art. 69 reglementează mandatul parlamentar și nu se transferă automat consilierilor locali; [textul constituțional](https://www.cdep.ro/ords/pls/dic/site.page?den=act2_1&amp;par1=3) distinge aceste mandate. Nu rezultă o neconstituționalitate de principiu. Directiva (UE) 2018/958 nu este aplicabilă: proiectul nu restrânge accesul la profesii reglementate sau exercitarea lor, domeniul vizat de [directivă](https://eur-lex.europa.eu/legal-content/RO/TXT/?uri=CELEX:32018L0958). Nici notificarea TRIS nu este necesară pe baza acestui text: nu sunt introduse reglementări tehnice pentru produse sau norme privind serviciile societății informaționale în sensul [Directivei (UE) 2015/1535](https://eur-lex.europa.eu/legal-content/RO/TXT/?uri=CELEX:32015L1535). Nu sunt identificate monopoluri, bariere economice ori restricții asupra pieței unice; concurența politică nu trebuie confundată cu concurența economică.</w:t>
+        <w:t xml:space="preserve">Impact economic și fiscal: Propunerea este în principal utilă: organizează judecarea rapidă a excluderilor care pot duce la pierderea mandatului. Are însă lacune procedurale de corectat și nu garantează că procesele se vor termina repede. — Soluția de principiu susține accesul la justiție și dreptul la apărare, potrivit art. 21 și 24, fiind compatibilă cu delimitarea controlului judecătoresc din [Decizia CCR nr. 530/2013](https://legislatie.just.ro/Public/DetaliiDocument/154466). Riscurile de claritate și previzibilitate, relevante pentru art. 1 alin. (5), privesc definitivarea prin neapelare, circuitul informărilor și corelarea normelor existente. Termenul de 10 zile nu este, prin el însuși, disproporționat dacă există comunicare efectivă și posibilitatea reală de pregătire a cererii. Art. 23 alin. (12), privind legalitatea pedepselor, nu este reperul direct pentru această procedură nepenală. Art. 69 reglementează mandatul parlamentar și nu se transferă automat consilierilor locali; [textul constituțional](https://www.cdep.ro/ords/pls/dic/site.page?den=act2_1&amp;par1=3) distinge aceste mandate. Nu rezultă o neconstituționalitate de principiu. Directiva (UE) 2018/958 nu este aplicabilă: proiectul nu restrânge accesul la profesii reglementate sau exercitarea lor, domeniul vizat de [directivă](https://eur-lex.europa.eu/legal-content/RO/TXT/?uri=CELEX:32018L0958). Nici notificarea TRIS nu este necesară pe baza acestui text: nu sunt introduse reglementări tehnice pentru produse sau norme privind serviciile societății informaționale în sensul [Directivei (UE) 2015/1535](https://eur-lex.europa.eu/legal-content/RO/TXT/?uri=CELEX:32015L1535). Nu sunt identificate monopoluri, bariere economice ori restricții asupra pieței unice; concurența politică nu trebuie confundată cu concurența economică.</w:t>
       </w:r>
     </w:p>
     <w:p>
@@ -335,7 +335,7 @@
           <w:sz w:val="18"/>
           <w:szCs w:val="18"/>
         </w:rPr>
-        <w:t xml:space="preserve">Generat prin platforma civică destrajă.ro • Referință proiect: B589/2026 (Cod Senat 28025)</w:t>
+        <w:t xml:space="preserve">Pregătit cu destrajă.ro, pe baza analizei a trei modele AI • Referință proiect: B589/2026 (Cod Senat 28025)</w:t>
       </w:r>
     </w:p>
     <w:sectPr>
